--- a/policies/build/sop_record_masters/AAC/SOP_AAC.2.f_transfer_referral.docx
+++ b/policies/build/sop_record_masters/AAC/SOP_AAC.2.f_transfer_referral.docx
@@ -42,7 +42,7 @@
           </w:p>
           <w:p>
             <w:r>
-              <w:t>This SOP explains how «Hospital Name» handles patients moving in or out of the organisation. If you're new to this SOP: a transfer is only done appropriately once the receiving side has confirmed it can accept the patient and has a written summary in hand — not just a verbal heads-up.</w:t>
+              <w:t>This SOP explains how «Hospital Name» handles patients moving in or out of the organisation. If you're new to this SOP: a transfer is only done appropriately once a named clinician at the receiving side has confirmed they can accept the patient and a written summary is in hand — a verbal heads-up, or a call that was never actually answered, does not satisfy this requirement.</w:t>
             </w:r>
           </w:p>
         </w:tc>
@@ -208,7 +208,7 @@
     </w:p>
     <w:p>
       <w:r>
-        <w:t>This SOP sets out how «Hospital Name» transfers patients in from, and out to, other facilities, and how referrals are made, so that clinical information and responsibility for the patient pass across the handover without a gap.</w:t>
+        <w:t>This SOP sets out how «Hospital Name» transfers patients in from, and out to, other facilities, and how referrals are made — including confirming the receiving facility can actually accept the patient, choosing an appropriate transport mode, and what to do if the first receiving facility is unreachable or declines — so that clinical information and responsibility for the patient pass across the handover without a gap.</w:t>
       </w:r>
     </w:p>
     <w:p>
@@ -240,7 +240,7 @@
         <w:t xml:space="preserve">Treating Clinician: </w:t>
       </w:r>
       <w:r>
-        <w:t>decides on and documents the clinical justification for a transfer or referral, and confirms the receiving facility can accept the patient.</w:t>
+        <w:t>decides on and documents the clinical justification for a transfer or referral, confirms the receiving facility can accept the patient and names the accepting clinician, and determines the transport mode and whether an accompanying staff member is required.</w:t>
       </w:r>
     </w:p>
     <w:p>
@@ -251,7 +251,7 @@
         <w:t xml:space="preserve">Nursing Staff: </w:t>
       </w:r>
       <w:r>
-        <w:t>prepare the transfer summary and accompany or hand over the patient as required.</w:t>
+        <w:t>prepare the transfer summary, monitor the patient until transfer, and accompany an unstable patient where required.</w:t>
       </w:r>
     </w:p>
     <w:p>
@@ -296,7 +296,7 @@
         <w:pStyle w:val="Heading2"/>
       </w:pPr>
       <w:r>
-        <w:t>4.2 Transfer-out and referral</w:t>
+        <w:t>4.2 Stabilise and confirm before transfer-out or referral</w:t>
       </w:r>
     </w:p>
     <w:p>
@@ -307,22 +307,80 @@
         <w:t xml:space="preserve">Why this step matters: </w:t>
       </w:r>
       <w:r>
-        <w:t>A patient sent elsewhere without a written summary, and without confirming the receiving facility can actually take them, risks arriving to find there is no bed, no information, and no continuity of care.</w:t>
+        <w:t>A patient sent elsewhere without first confirming the receiving facility can actually take them, with a named clinician agreeing to accept, risks arriving to find there is no bed and no one expecting them.</w:t>
       </w:r>
     </w:p>
     <w:p>
       <w:r>
-        <w:t>1. Before transfer-out or referral, the receiving facility's ability to accept the patient is confirmed.</w:t>
+        <w:t>1. Before transfer-out or referral, the patient is stabilised to the extent possible for the planned transport.</w:t>
       </w:r>
     </w:p>
     <w:p>
       <w:r>
-        <w:t>2. A written transfer summary (diagnosis, treatment given, reason for transfer, vitals at the time of transfer) accompanies the patient.</w:t>
+        <w:t>2. The receiving facility's ability to accept the patient is confirmed by phone (or equivalent), with the name and designation of the accepting clinician recorded — not just that 'the hospital was called'.</w:t>
       </w:r>
     </w:p>
     <w:p>
       <w:r>
-        <w:t>3. The patient or attendant is informed of the reason for transfer or referral. (Record 1)</w:t>
+        <w:t>3. The transport mode (e.g. own vehicle, basic ambulance, advanced life-support ambulance) is decided based on the patient's clinical condition, and an accompanying staff member is assigned for any unstable patient. (Record 2)</w:t>
+      </w:r>
+    </w:p>
+    <w:p>
+      <w:pPr>
+        <w:pStyle w:val="Heading2"/>
+      </w:pPr>
+      <w:r>
+        <w:t>4.3 Hand over with a written summary</w:t>
+      </w:r>
+    </w:p>
+    <w:p>
+      <w:r>
+        <w:rPr>
+          <w:b/>
+        </w:rPr>
+        <w:t xml:space="preserve">Why this step matters: </w:t>
+      </w:r>
+      <w:r>
+        <w:t>A verbal heads-up that doesn't survive the handover is functionally the same as no handover at all — the written summary is what actually travels with the patient.</w:t>
+      </w:r>
+    </w:p>
+    <w:p>
+      <w:r>
+        <w:t>1. A written transfer summary (diagnosis, treatment given, reason for transfer, vitals at the time of transfer) accompanies the patient.</w:t>
+      </w:r>
+    </w:p>
+    <w:p>
+      <w:r>
+        <w:t>2. The patient or attendant is informed of the reason for transfer or referral. (Record 2)</w:t>
+      </w:r>
+    </w:p>
+    <w:p>
+      <w:pPr>
+        <w:pStyle w:val="Heading2"/>
+      </w:pPr>
+      <w:r>
+        <w:t>4.4 If the receiving facility is unreachable or declines</w:t>
+      </w:r>
+    </w:p>
+    <w:p>
+      <w:r>
+        <w:rPr>
+          <w:b/>
+        </w:rPr>
+        <w:t xml:space="preserve">Why this step matters: </w:t>
+      </w:r>
+      <w:r>
+        <w:t>A single failed call cannot be where this process stops — the patient still needs somewhere to go, and that has to be tracked, not left to whoever is on shift to remember to try again.</w:t>
+      </w:r>
+    </w:p>
+    <w:p>
+      <w:r>
+        <w:t>1. If the first receiving facility cannot be reached, or declines, the next identified alternative is contacted, and every attempt (facility, time, outcome) is logged.</w:t>
+      </w:r>
+    </w:p>
+    <w:p>
+      <w:r>
+        <w:t>2. If no facility can be confirmed within a clinically reasonable time, the case is escalated to the Medical Superintendent. (Record 2)</w:t>
       </w:r>
     </w:p>
     <w:p>
@@ -335,7 +393,7 @@
     </w:p>
     <w:p>
       <w:r>
-        <w:t>This SOP produces and maintains Records 1 (see the AAC.2 Records folder).</w:t>
+        <w:t>This SOP produces and maintains Records 1-2 (see the AAC.2 Records folder).</w:t>
       </w:r>
     </w:p>
     <w:p>
@@ -400,7 +458,7 @@
     </w:p>
     <w:p>
       <w:r>
-        <w:t>This SOP is reviewed at least annually by the Quality Coordinator together with the Medical Superintendent, and sooner if a transfer summary is found incomplete.</w:t>
+        <w:t>This SOP is reviewed at least annually by the Quality Coordinator together with the Medical Superintendent, and sooner if a transfer summary is found incomplete or a receiving-facility confirmation was skipped.</w:t>
       </w:r>
     </w:p>
     <w:sectPr>

--- a/policies/build/sop_record_masters/AAC/SOP_AAC.2.f_transfer_referral.docx
+++ b/policies/build/sop_record_masters/AAC/SOP_AAC.2.f_transfer_referral.docx
@@ -355,6 +355,35 @@
       </w:r>
     </w:p>
     <w:p>
+      <w:r>
+        <w:rPr>
+          <w:b/>
+          <w:i/>
+        </w:rPr>
+        <w:t xml:space="preserve">Technical source(s) for this step: </w:t>
+      </w:r>
+    </w:p>
+    <w:p>
+      <w:pPr>
+        <w:pStyle w:val="ListParagraph"/>
+      </w:pPr>
+      <w:r>
+        <w:t xml:space="preserve">World Health Organization. (2007). </w:t>
+      </w:r>
+      <w:hyperlink r:id="rId10">
+        <w:r>
+          <w:rPr>
+            <w:color w:val="0563C1"/>
+            <w:u w:val="single"/>
+          </w:rPr>
+          <w:t>Patient Safety Solutions, Volume 1, Solution 3: Communication During Patient Hand-Overs (May 2007)</w:t>
+        </w:r>
+      </w:hyperlink>
+      <w:r>
+        <w:t>. The written transfer summary this step requires is the same structured hand-over communication WHO's guidance describes; referenced as an external benchmark, not an NABH mandate.</w:t>
+      </w:r>
+    </w:p>
+    <w:p>
       <w:pPr>
         <w:pStyle w:val="Heading2"/>
       </w:pPr>

--- a/policies/build/sop_record_masters/AAC/SOP_AAC.2.f_transfer_referral.docx
+++ b/policies/build/sop_record_masters/AAC/SOP_AAC.2.f_transfer_referral.docx
@@ -366,6 +366,7 @@
     <w:p>
       <w:pPr>
         <w:pStyle w:val="ListParagraph"/>
+        <w:spacing w:after="200" w:before="40"/>
       </w:pPr>
       <w:r>
         <w:t xml:space="preserve">World Health Organization. (2007). </w:t>
@@ -460,6 +461,7 @@
     <w:p>
       <w:pPr>
         <w:pStyle w:val="ListParagraph"/>
+        <w:spacing w:after="200" w:before="40"/>
       </w:pPr>
       <w:r>
         <w:t xml:space="preserve">National Accreditation Board for Hospitals and Healthcare Providers. (2022). Standards for Small Healthcare Organisations (3rd ed.). </w:t>

--- a/policies/build/sop_record_masters/AAC/SOP_AAC.2.f_transfer_referral.docx
+++ b/policies/build/sop_record_masters/AAC/SOP_AAC.2.f_transfer_referral.docx
@@ -366,10 +366,11 @@
     <w:p>
       <w:pPr>
         <w:pStyle w:val="ListParagraph"/>
-        <w:spacing w:after="200" w:before="40"/>
+        <w:spacing w:after="240" w:before="80"/>
+        <w:contextualSpacing w:val="0"/>
       </w:pPr>
       <w:r>
-        <w:t xml:space="preserve">World Health Organization. (2007). </w:t>
+        <w:t xml:space="preserve">• World Health Organization. (2007). </w:t>
       </w:r>
       <w:hyperlink r:id="rId10">
         <w:r>
@@ -461,10 +462,11 @@
     <w:p>
       <w:pPr>
         <w:pStyle w:val="ListParagraph"/>
-        <w:spacing w:after="200" w:before="40"/>
+        <w:spacing w:after="240" w:before="80"/>
+        <w:contextualSpacing w:val="0"/>
       </w:pPr>
       <w:r>
-        <w:t xml:space="preserve">National Accreditation Board for Hospitals and Healthcare Providers. (2022). Standards for Small Healthcare Organisations (3rd ed.). </w:t>
+        <w:t xml:space="preserve">• National Accreditation Board for Hospitals and Healthcare Providers. (2022). Standards for Small Healthcare Organisations (3rd ed.). </w:t>
       </w:r>
       <w:hyperlink r:id="rId9">
         <w:r>

--- a/policies/build/sop_record_masters/AAC/SOP_AAC.2.f_transfer_referral.docx
+++ b/policies/build/sop_record_masters/AAC/SOP_AAC.2.f_transfer_referral.docx
@@ -14,40 +14,9 @@
     </w:p>
     <w:p>
       <w:r>
-        <w:t>«Hospital Name» — Supports AAC.2.f</w:t>
+        <w:t>«Hospital Name» — SOP-AAC.2.f — Version 1.0</w:t>
       </w:r>
     </w:p>
-    <w:p/>
-    <w:tbl>
-      <w:tblPr>
-        <w:tblStyle w:val="TableGrid"/>
-        <w:tblW w:type="auto" w:w="0"/>
-        <w:tblLook w:firstColumn="1" w:firstRow="1" w:lastColumn="0" w:lastRow="0" w:noHBand="0" w:noVBand="1" w:val="04A0"/>
-      </w:tblPr>
-      <w:tblGrid>
-        <w:gridCol w:w="8640"/>
-      </w:tblGrid>
-      <w:tr>
-        <w:tc>
-          <w:tcPr>
-            <w:tcW w:type="dxa" w:w="8640"/>
-          </w:tcPr>
-          <w:p>
-            <w:r>
-              <w:rPr>
-                <w:b/>
-              </w:rPr>
-              <w:t>Why does this SOP exist? (read this first if you're new)</w:t>
-            </w:r>
-          </w:p>
-          <w:p>
-            <w:r>
-              <w:t>This SOP explains how «Hospital Name» handles patients moving in or out of the organisation. If you're new to this SOP: a transfer is only done appropriately once a named clinician at the receiving side has confirmed they can accept the patient and a written summary is in hand — a verbal heads-up, or a call that was never actually answered, does not satisfy this requirement.</w:t>
-            </w:r>
-          </w:p>
-        </w:tc>
-      </w:tr>
-    </w:tbl>
     <w:p/>
     <w:tbl>
       <w:tblPr>
@@ -62,9 +31,6 @@
         <w:gridCol w:w="2160"/>
       </w:tblGrid>
       <w:tr>
-        <w:trPr>
-          <w:cantSplit/>
-        </w:trPr>
         <w:tc>
           <w:tcPr>
             <w:tcW w:type="dxa" w:w="2160"/>
@@ -81,7 +47,7 @@
           </w:tcPr>
           <w:p>
             <w:r>
-              <w:t>«Hospital to define»</w:t>
+              <w:t>SOP-AAC.2.f</w:t>
             </w:r>
           </w:p>
         </w:tc>
@@ -107,9 +73,6 @@
         </w:tc>
       </w:tr>
       <w:tr>
-        <w:trPr>
-          <w:cantSplit/>
-        </w:trPr>
         <w:tc>
           <w:tcPr>
             <w:tcW w:type="dxa" w:w="2160"/>
@@ -151,51 +114,6 @@
           </w:p>
         </w:tc>
       </w:tr>
-      <w:tr>
-        <w:trPr>
-          <w:cantSplit/>
-        </w:trPr>
-        <w:tc>
-          <w:tcPr>
-            <w:tcW w:type="dxa" w:w="2160"/>
-          </w:tcPr>
-          <w:p>
-            <w:r>
-              <w:t>Prepared By</w:t>
-            </w:r>
-          </w:p>
-        </w:tc>
-        <w:tc>
-          <w:tcPr>
-            <w:tcW w:type="dxa" w:w="2160"/>
-          </w:tcPr>
-          <w:p>
-            <w:r>
-              <w:t>Quality Coordinator   Name: ________   Signature: ________</w:t>
-            </w:r>
-          </w:p>
-        </w:tc>
-        <w:tc>
-          <w:tcPr>
-            <w:tcW w:type="dxa" w:w="2160"/>
-          </w:tcPr>
-          <w:p>
-            <w:r>
-              <w:t>Approved By</w:t>
-            </w:r>
-          </w:p>
-        </w:tc>
-        <w:tc>
-          <w:tcPr>
-            <w:tcW w:type="dxa" w:w="2160"/>
-          </w:tcPr>
-          <w:p>
-            <w:r>
-              <w:t>Medical Superintendent   Name: ________   Signature: ________</w:t>
-            </w:r>
-          </w:p>
-        </w:tc>
-      </w:tr>
     </w:tbl>
     <w:p/>
     <w:p>
@@ -206,9 +124,78 @@
         <w:t>1. Purpose</w:t>
       </w:r>
     </w:p>
+    <w:tbl>
+      <w:tblPr>
+        <w:tblStyle w:val="TableGrid"/>
+        <w:tblW w:type="auto" w:w="0"/>
+        <w:tblLook w:firstColumn="1" w:firstRow="1" w:lastColumn="0" w:lastRow="0" w:noHBand="0" w:noVBand="1" w:val="04A0"/>
+      </w:tblPr>
+      <w:tblGrid>
+        <w:gridCol w:w="8640"/>
+      </w:tblGrid>
+      <w:tr>
+        <w:tc>
+          <w:tcPr>
+            <w:tcW w:type="dxa" w:w="8640"/>
+          </w:tcPr>
+          <w:p>
+            <w:r>
+              <w:t>This SOP sets out how «Hospital Name» transfers patients in from, and out to, other facilities, and how referrals are made -- including confirming the receiving facility can actually accept the patient, choosing an appropriate transport mode, and what to do if the first receiving facility is unreachable or declines -- so clinical information and responsibility for the patient pass across the handover without a gap.</w:t>
+            </w:r>
+          </w:p>
+        </w:tc>
+      </w:tr>
+    </w:tbl>
+    <w:p/>
+    <w:tbl>
+      <w:tblPr>
+        <w:tblStyle w:val="TableGrid"/>
+        <w:tblW w:type="auto" w:w="0"/>
+        <w:tblLook w:firstColumn="1" w:firstRow="1" w:lastColumn="0" w:lastRow="0" w:noHBand="0" w:noVBand="1" w:val="04A0"/>
+      </w:tblPr>
+      <w:tblGrid>
+        <w:gridCol w:w="8640"/>
+      </w:tblGrid>
+      <w:tr>
+        <w:tc>
+          <w:tcPr>
+            <w:tcW w:type="dxa" w:w="8640"/>
+          </w:tcPr>
+          <w:p>
+            <w:r>
+              <w:t>A patient needs a transfer but the first facility contacted doesn't answer. This SOP is what gets the next alternative contacted and the attempt logged immediately -- not the case quietly stalling while everyone assumes someone else is handling it.</w:t>
+            </w:r>
+          </w:p>
+        </w:tc>
+      </w:tr>
+    </w:tbl>
+    <w:p/>
+    <w:tbl>
+      <w:tblPr>
+        <w:tblStyle w:val="TableGrid"/>
+        <w:tblW w:type="auto" w:w="0"/>
+        <w:tblLook w:firstColumn="1" w:firstRow="1" w:lastColumn="0" w:lastRow="0" w:noHBand="0" w:noVBand="1" w:val="04A0"/>
+      </w:tblPr>
+      <w:tblGrid>
+        <w:gridCol w:w="8640"/>
+      </w:tblGrid>
+      <w:tr>
+        <w:tc>
+          <w:tcPr>
+            <w:tcW w:type="dxa" w:w="8640"/>
+          </w:tcPr>
+          <w:p>
+            <w:r>
+              <w:t>We do this because a patient sent elsewhere without first confirming the receiving facility can actually take them risks arriving to find there is no bed and no one expecting them -- and a patient arriving with no accompanying clinical information forces the receiving team to start from zero.</w:t>
+            </w:r>
+          </w:p>
+        </w:tc>
+      </w:tr>
+    </w:tbl>
+    <w:p/>
     <w:p>
       <w:r>
-        <w:t>This SOP sets out how «Hospital Name» transfers patients in from, and out to, other facilities, and how referrals are made — including confirming the receiving facility can actually accept the patient, choosing an appropriate transport mode, and what to do if the first receiving facility is unreachable or declines — so that clinical information and responsibility for the patient pass across the handover without a gap.</w:t>
+        <w:t>To define how «Hospital Name» transfers patients in, transfers patients out, and makes referrals, so clinical information and responsibility pass across the handover without a gap.</w:t>
       </w:r>
     </w:p>
     <w:p>
@@ -221,7 +208,18 @@
     </w:p>
     <w:p>
       <w:r>
-        <w:t>This SOP applies to the treating clinician, nursing staff, and any patient being transferred or referred to or from «Hospital Name».</w:t>
+        <w:rPr>
+          <w:i/>
+        </w:rPr>
+        <w:t xml:space="preserve">Why: </w:t>
+      </w:r>
+      <w:r>
+        <w:t>so the treating clinician and nursing staff involved in any transfer or referral -- in either direction -- follow the same process.</w:t>
+      </w:r>
+    </w:p>
+    <w:p>
+      <w:r>
+        <w:t>Applies to the treating clinician, nursing staff, and any patient being transferred or referred to or from «Hospital Name».</w:t>
       </w:r>
     </w:p>
     <w:p>
@@ -235,12 +233,23 @@
     <w:p>
       <w:r>
         <w:rPr>
+          <w:i/>
+        </w:rPr>
+        <w:t xml:space="preserve">Why: </w:t>
+      </w:r>
+      <w:r>
+        <w:t>a transfer decided without a named accepting clinician, or a handover without a written summary, is not actually a safe handover.</w:t>
+      </w:r>
+    </w:p>
+    <w:p>
+      <w:r>
+        <w:rPr>
           <w:b/>
         </w:rPr>
         <w:t xml:space="preserve">Treating Clinician: </w:t>
       </w:r>
       <w:r>
-        <w:t>decides on and documents the clinical justification for a transfer or referral, confirms the receiving facility can accept the patient and names the accepting clinician, and determines the transport mode and whether an accompanying staff member is required.</w:t>
+        <w:t>Decides on and documents the clinical justification for a transfer or referral, confirms the receiving facility can accept the patient and names the accepting clinician, and determines the transport mode and whether an accompanying staff member is required.</w:t>
       </w:r>
     </w:p>
     <w:p>
@@ -251,7 +260,7 @@
         <w:t xml:space="preserve">Nursing Staff: </w:t>
       </w:r>
       <w:r>
-        <w:t>prepare the transfer summary, monitor the patient until transfer, and accompany an unstable patient where required.</w:t>
+        <w:t>Prepare the transfer summary, monitor the patient until transfer, and accompany an unstable patient where required.</w:t>
       </w:r>
     </w:p>
     <w:p>
@@ -259,7 +268,7 @@
         <w:pStyle w:val="Heading1"/>
       </w:pPr>
       <w:r>
-        <w:t>4. Procedure</w:t>
+        <w:t>4. What to do</w:t>
       </w:r>
     </w:p>
     <w:p>
@@ -267,28 +276,28 @@
         <w:pStyle w:val="Heading2"/>
       </w:pPr>
       <w:r>
-        <w:t>4.1 Transfer-in</w:t>
+        <w:t>Transfer-in</w:t>
       </w:r>
     </w:p>
     <w:p>
       <w:r>
         <w:rPr>
-          <w:b/>
+          <w:i/>
         </w:rPr>
-        <w:t xml:space="preserve">Why this step matters: </w:t>
+        <w:t xml:space="preserve">Why: </w:t>
       </w:r>
       <w:r>
-        <w:t>A patient arriving from another facility with no accompanying clinical information forces the receiving team to start from zero — this step is what prevents that.</w:t>
+        <w:t>A patient arriving from another facility with no accompanying clinical information forces the receiving team to start from zero -- this step is what prevents that.</w:t>
       </w:r>
     </w:p>
     <w:p>
       <w:r>
-        <w:t>1. On transfer-in, the receiving clinician reviews and documents the referring facility's summary, provisional diagnosis, and treatment given so far.</w:t>
+        <w:t>On transfer-in, the receiving clinician reviews and documents the referring facility's summary, provisional diagnosis, and treatment given so far.</w:t>
       </w:r>
     </w:p>
     <w:p>
       <w:r>
-        <w:t>2. Any information gap is flagged and followed up with the referring facility. (Record 1)</w:t>
+        <w:t>Any information gap is flagged and followed up with the referring facility.</w:t>
       </w:r>
     </w:p>
     <w:p>
@@ -296,15 +305,15 @@
         <w:pStyle w:val="Heading2"/>
       </w:pPr>
       <w:r>
-        <w:t>4.2 Stabilise and confirm before transfer-out or referral</w:t>
+        <w:t>Stabilise and confirm before transfer-out or referral</w:t>
       </w:r>
     </w:p>
     <w:p>
       <w:r>
         <w:rPr>
-          <w:b/>
+          <w:i/>
         </w:rPr>
-        <w:t xml:space="preserve">Why this step matters: </w:t>
+        <w:t xml:space="preserve">Why: </w:t>
       </w:r>
       <w:r>
         <w:t>A patient sent elsewhere without first confirming the receiving facility can actually take them, with a named clinician agreeing to accept, risks arriving to find there is no bed and no one expecting them.</w:t>
@@ -312,17 +321,17 @@
     </w:p>
     <w:p>
       <w:r>
-        <w:t>1. Before transfer-out or referral, the patient is stabilised to the extent possible for the planned transport.</w:t>
+        <w:t>Before transfer-out or referral, the patient is stabilised to the extent possible for the planned transport.</w:t>
       </w:r>
     </w:p>
     <w:p>
       <w:r>
-        <w:t>2. The receiving facility's ability to accept the patient is confirmed by phone (or equivalent), with the name and designation of the accepting clinician recorded — not just that 'the hospital was called'.</w:t>
+        <w:t>The receiving facility's ability to accept the patient is confirmed by phone (or equivalent), with the name and designation of the accepting clinician recorded -- not just that 'the hospital was called'.</w:t>
       </w:r>
     </w:p>
     <w:p>
       <w:r>
-        <w:t>3. The transport mode (e.g. own vehicle, basic ambulance, advanced life-support ambulance) is decided based on the patient's clinical condition, and an accompanying staff member is assigned for any unstable patient. (Record 2)</w:t>
+        <w:t>The transport mode -- own vehicle, basic ambulance, advanced life-support ambulance -- is decided based on the patient's clinical condition, and an accompanying staff member is assigned for any unstable patient.</w:t>
       </w:r>
     </w:p>
     <w:p>
@@ -330,59 +339,28 @@
         <w:pStyle w:val="Heading2"/>
       </w:pPr>
       <w:r>
-        <w:t>4.3 Hand over with a written summary</w:t>
+        <w:t>Hand over with a written summary</w:t>
       </w:r>
     </w:p>
     <w:p>
       <w:r>
         <w:rPr>
-          <w:b/>
+          <w:i/>
         </w:rPr>
-        <w:t xml:space="preserve">Why this step matters: </w:t>
+        <w:t xml:space="preserve">Why: </w:t>
       </w:r>
       <w:r>
-        <w:t>A verbal heads-up that doesn't survive the handover is functionally the same as no handover at all — the written summary is what actually travels with the patient.</w:t>
+        <w:t>A verbal heads-up that doesn't survive the handover is functionally the same as no handover at all -- the written summary is what actually travels with the patient.</w:t>
       </w:r>
     </w:p>
     <w:p>
       <w:r>
-        <w:t>1. A written transfer summary (diagnosis, treatment given, reason for transfer, vitals at the time of transfer) accompanies the patient.</w:t>
+        <w:t>A written transfer summary -- diagnosis, treatment given, reason for transfer, vitals at the time of transfer -- accompanies the patient.</w:t>
       </w:r>
     </w:p>
     <w:p>
       <w:r>
-        <w:t>2. The patient or attendant is informed of the reason for transfer or referral. (Record 2)</w:t>
-      </w:r>
-    </w:p>
-    <w:p>
-      <w:r>
-        <w:rPr>
-          <w:b/>
-          <w:i/>
-        </w:rPr>
-        <w:t xml:space="preserve">Technical source(s) for this step: </w:t>
-      </w:r>
-    </w:p>
-    <w:p>
-      <w:pPr>
-        <w:pStyle w:val="ListParagraph"/>
-        <w:spacing w:after="240" w:before="80"/>
-        <w:contextualSpacing w:val="0"/>
-      </w:pPr>
-      <w:r>
-        <w:t xml:space="preserve">• World Health Organization. (2007). </w:t>
-      </w:r>
-      <w:hyperlink r:id="rId10">
-        <w:r>
-          <w:rPr>
-            <w:color w:val="0563C1"/>
-            <w:u w:val="single"/>
-          </w:rPr>
-          <w:t>Patient Safety Solutions, Volume 1, Solution 3: Communication During Patient Hand-Overs (May 2007)</w:t>
-        </w:r>
-      </w:hyperlink>
-      <w:r>
-        <w:t>. The written transfer summary this step requires is the same structured hand-over communication WHO's guidance describes; referenced as an external benchmark, not an NABH mandate.</w:t>
+        <w:t>The patient or attendant is informed of the reason for transfer or referral.</w:t>
       </w:r>
     </w:p>
     <w:p>
@@ -390,28 +368,28 @@
         <w:pStyle w:val="Heading2"/>
       </w:pPr>
       <w:r>
-        <w:t>4.4 If the receiving facility is unreachable or declines</w:t>
+        <w:t>If the receiving facility is unreachable or declines</w:t>
       </w:r>
     </w:p>
     <w:p>
       <w:r>
         <w:rPr>
-          <w:b/>
+          <w:i/>
         </w:rPr>
-        <w:t xml:space="preserve">Why this step matters: </w:t>
+        <w:t xml:space="preserve">Why: </w:t>
       </w:r>
       <w:r>
-        <w:t>A single failed call cannot be where this process stops — the patient still needs somewhere to go, and that has to be tracked, not left to whoever is on shift to remember to try again.</w:t>
+        <w:t>A single failed call cannot be where this process stops -- the patient still needs somewhere to go, and that has to be tracked, not left to whoever is on shift to remember to try again.</w:t>
       </w:r>
     </w:p>
     <w:p>
       <w:r>
-        <w:t>1. If the first receiving facility cannot be reached, or declines, the next identified alternative is contacted, and every attempt (facility, time, outcome) is logged.</w:t>
+        <w:t>If the first receiving facility cannot be reached, or declines, the next identified alternative is contacted, and every attempt -- facility, time, outcome -- is logged.</w:t>
       </w:r>
     </w:p>
     <w:p>
       <w:r>
-        <w:t>2. If no facility can be confirmed within a clinically reasonable time, the case is escalated to the Medical Superintendent. (Record 2)</w:t>
+        <w:t>If no facility can be confirmed within a clinically reasonable time, the case is escalated to the Medical Superintendent.</w:t>
       </w:r>
     </w:p>
     <w:p>
@@ -432,7 +410,7 @@
         <w:pStyle w:val="Heading1"/>
       </w:pPr>
       <w:r>
-        <w:t>6. Related Documents</w:t>
+        <w:t>6. Related SOPs</w:t>
       </w:r>
     </w:p>
     <w:p>
@@ -440,7 +418,70 @@
         <w:pStyle w:val="ListParagraph"/>
       </w:pPr>
       <w:r>
-        <w:t>Policy on Access, Registration, Admission and Continuity of Care (AAC.2) — this SOP operationalises step 5.6</w:t>
+        <w:t>Policy on Access, Registration, Admission and Continuity of Care (AAC.2)</w:t>
+      </w:r>
+    </w:p>
+    <w:p>
+      <w:pPr>
+        <w:pStyle w:val="Heading1"/>
+      </w:pPr>
+      <w:r>
+        <w:t>7. Review</w:t>
+      </w:r>
+    </w:p>
+    <w:p>
+      <w:r>
+        <w:t>This SOP is reviewed at least annually by the Quality Coordinator together with the Medical Superintendent, and sooner if a transfer summary is found incomplete or a receiving-facility confirmation was skipped.</w:t>
+      </w:r>
+    </w:p>
+    <w:p>
+      <w:r>
+        <w:br w:type="page"/>
+      </w:r>
+    </w:p>
+    <w:p>
+      <w:pPr>
+        <w:pStyle w:val="Heading1"/>
+      </w:pPr>
+      <w:r>
+        <w:t>Appendix — NABH Standard Cross-Reference and Evidence Basis</w:t>
+      </w:r>
+    </w:p>
+    <w:p>
+      <w:r>
+        <w:t>For the Quality Coordinator and NABH assessment use only. The reasoning and real-world triggers for each requirement are already in the body above -- this appendix adds only what the body deliberately leaves out: the exact objective-element code, how this SOP's scope is kept separate from neighbouring standards, and the verified technical source for anything cited.</w:t>
+      </w:r>
+    </w:p>
+    <w:p>
+      <w:pPr>
+        <w:pStyle w:val="Heading2"/>
+      </w:pPr>
+      <w:r>
+        <w:t>Transfer-in — AAC.2.f</w:t>
+      </w:r>
+    </w:p>
+    <w:p>
+      <w:pPr>
+        <w:pStyle w:val="Heading2"/>
+      </w:pPr>
+      <w:r>
+        <w:t>Stabilise and confirm before transfer-out or referral — AAC.2.f</w:t>
+      </w:r>
+    </w:p>
+    <w:p>
+      <w:pPr>
+        <w:pStyle w:val="Heading2"/>
+      </w:pPr>
+      <w:r>
+        <w:t>Hand over with a written summary — AAC.2.f</w:t>
+      </w:r>
+    </w:p>
+    <w:p>
+      <w:r>
+        <w:rPr>
+          <w:i/>
+        </w:rPr>
+        <w:t>Verified source(s):</w:t>
       </w:r>
     </w:p>
     <w:p>
@@ -448,27 +489,51 @@
         <w:pStyle w:val="ListParagraph"/>
       </w:pPr>
       <w:r>
-        <w:t>Required Records — AAC.2.f (see AAC.2 Records folder)</w:t>
+        <w:t xml:space="preserve">• </w:t>
+      </w:r>
+      <w:r>
+        <w:t xml:space="preserve">World Health Organization. (2007). </w:t>
+      </w:r>
+      <w:hyperlink r:id="rId9">
+        <w:r>
+          <w:rPr>
+            <w:color w:val="0563C1"/>
+            <w:u w:val="single"/>
+          </w:rPr>
+          <w:t>Patient Safety Solutions, Volume 1, Solution 3: Communication During Patient Hand-Overs</w:t>
+        </w:r>
+      </w:hyperlink>
+      <w:r>
+        <w:t xml:space="preserve"> (May 2007). Referenced as an external benchmark for structured handover communication; SHCO accreditation does not itself mandate a specific handover tool such as SBAR.</w:t>
       </w:r>
     </w:p>
     <w:p>
       <w:pPr>
-        <w:pStyle w:val="Heading1"/>
+        <w:pStyle w:val="Heading2"/>
       </w:pPr>
       <w:r>
-        <w:t>7. Where This SOP's Requirements Come From (Verified Sources)</w:t>
+        <w:t>If the receiving facility is unreachable or declines — AAC.2.f</w:t>
+      </w:r>
+    </w:p>
+    <w:p>
+      <w:pPr>
+        <w:pStyle w:val="Heading2"/>
+      </w:pPr>
+      <w:r>
+        <w:t>Full reference list</w:t>
       </w:r>
     </w:p>
     <w:p>
       <w:pPr>
         <w:pStyle w:val="ListParagraph"/>
-        <w:spacing w:after="240" w:before="80"/>
-        <w:contextualSpacing w:val="0"/>
       </w:pPr>
       <w:r>
-        <w:t xml:space="preserve">• National Accreditation Board for Hospitals and Healthcare Providers. (2022). Standards for Small Healthcare Organisations (3rd ed.). </w:t>
+        <w:t xml:space="preserve">• </w:t>
       </w:r>
-      <w:hyperlink r:id="rId9">
+      <w:r>
+        <w:t xml:space="preserve">National Accreditation Board for Hospitals and Healthcare Providers. (2022). Standards for Small Healthcare Organisations (3rd ed.). </w:t>
+      </w:r>
+      <w:hyperlink r:id="rId10">
         <w:r>
           <w:rPr>
             <w:color w:val="0563C1"/>
@@ -483,15 +548,25 @@
     </w:p>
     <w:p>
       <w:pPr>
-        <w:pStyle w:val="Heading1"/>
+        <w:pStyle w:val="ListParagraph"/>
       </w:pPr>
       <w:r>
-        <w:t>8. Review</w:t>
+        <w:t xml:space="preserve">• </w:t>
       </w:r>
-    </w:p>
-    <w:p>
       <w:r>
-        <w:t>This SOP is reviewed at least annually by the Quality Coordinator together with the Medical Superintendent, and sooner if a transfer summary is found incomplete or a receiving-facility confirmation was skipped.</w:t>
+        <w:t xml:space="preserve">World Health Organization. (2007). </w:t>
+      </w:r>
+      <w:hyperlink r:id="rId9">
+        <w:r>
+          <w:rPr>
+            <w:color w:val="0563C1"/>
+            <w:u w:val="single"/>
+          </w:rPr>
+          <w:t>Patient Safety Solutions, Volume 1, Solution 3: Communication During Patient Hand-Overs</w:t>
+        </w:r>
+      </w:hyperlink>
+      <w:r>
+        <w:t xml:space="preserve"> (May 2007). Referenced as an external benchmark for structured handover communication; SHCO accreditation does not itself mandate a specific handover tool such as SBAR.</w:t>
       </w:r>
     </w:p>
     <w:sectPr>

--- a/policies/build/sop_record_masters/AAC/SOP_AAC.2.f_transfer_referral.docx
+++ b/policies/build/sop_record_masters/AAC/SOP_AAC.2.f_transfer_referral.docx
@@ -208,12 +208,6 @@
     </w:p>
     <w:p>
       <w:r>
-        <w:rPr>
-          <w:i/>
-        </w:rPr>
-        <w:t xml:space="preserve">Why: </w:t>
-      </w:r>
-      <w:r>
         <w:t>so the treating clinician and nursing staff involved in any transfer or referral -- in either direction -- follow the same process.</w:t>
       </w:r>
     </w:p>
@@ -231,12 +225,6 @@
       </w:r>
     </w:p>
     <w:p>
-      <w:r>
-        <w:rPr>
-          <w:i/>
-        </w:rPr>
-        <w:t xml:space="preserve">Why: </w:t>
-      </w:r>
       <w:r>
         <w:t>a transfer decided without a named accepting clinician, or a handover without a written summary, is not actually a safe handover.</w:t>
       </w:r>
@@ -281,12 +269,6 @@
     </w:p>
     <w:p>
       <w:r>
-        <w:rPr>
-          <w:i/>
-        </w:rPr>
-        <w:t xml:space="preserve">Why: </w:t>
-      </w:r>
-      <w:r>
         <w:t>A patient arriving from another facility with no accompanying clinical information forces the receiving team to start from zero -- this step is what prevents that.</w:t>
       </w:r>
     </w:p>
@@ -309,12 +291,6 @@
       </w:r>
     </w:p>
     <w:p>
-      <w:r>
-        <w:rPr>
-          <w:i/>
-        </w:rPr>
-        <w:t xml:space="preserve">Why: </w:t>
-      </w:r>
       <w:r>
         <w:t>A patient sent elsewhere without first confirming the receiving facility can actually take them, with a named clinician agreeing to accept, risks arriving to find there is no bed and no one expecting them.</w:t>
       </w:r>
@@ -344,12 +320,6 @@
     </w:p>
     <w:p>
       <w:r>
-        <w:rPr>
-          <w:i/>
-        </w:rPr>
-        <w:t xml:space="preserve">Why: </w:t>
-      </w:r>
-      <w:r>
         <w:t>A verbal heads-up that doesn't survive the handover is functionally the same as no handover at all -- the written summary is what actually travels with the patient.</w:t>
       </w:r>
     </w:p>
@@ -372,12 +342,6 @@
       </w:r>
     </w:p>
     <w:p>
-      <w:r>
-        <w:rPr>
-          <w:i/>
-        </w:rPr>
-        <w:t xml:space="preserve">Why: </w:t>
-      </w:r>
       <w:r>
         <w:t>A single failed call cannot be where this process stops -- the patient still needs somewhere to go, and that has to be tracked, not left to whoever is on shift to remember to try again.</w:t>
       </w:r>
